--- a/TabCreator-User-Stories.docx
+++ b/TabCreator-User-Stories.docx
@@ -2,7 +2,7 @@
 <file path=word/document.xml><?xml version="1.0" encoding="utf-8"?>
 <w:document xmlns:w="http://schemas.openxmlformats.org/wordprocessingml/2006/main" xmlns:m="http://schemas.openxmlformats.org/officeDocument/2006/math" xmlns:r="http://schemas.openxmlformats.org/officeDocument/2006/relationships" xmlns:o="urn:schemas-microsoft-com:office:office" xmlns:v="urn:schemas-microsoft-com:vml" xmlns:w10="urn:schemas-microsoft-com:office:word" xmlns:a="http://schemas.openxmlformats.org/drawingml/2006/main" xmlns:pic="http://schemas.openxmlformats.org/drawingml/2006/picture" xmlns:wp="http://schemas.openxmlformats.org/drawingml/2006/wordprocessingDrawing">
   <w:body>
-    <w:bookmarkStart w:id="53" w:name="tabcreator--user-stories"/>
+    <w:bookmarkStart w:id="54" w:name="tabcreator--user-stories"/>
     <w:p>
       <w:pPr>
         <w:pStyle w:val="Heading1"/>
@@ -24,7 +24,7 @@
         <w:pStyle w:val="BodyText"/>
       </w:pPr>
       <w:r>
-        <w:t xml:space="preserve">These 32 stories implement every requirement in TabCreator — Requirements, grouped into nine epics and ordered so each can be built and tested on top of the ones before it.</w:t>
+        <w:t xml:space="preserve">These 33 stories implement every requirement in TabCreator — Requirements, grouped into nine epics and ordered so each can be built and tested on top of the ones before it.</w:t>
       </w:r>
     </w:p>
     <w:bookmarkStart w:id="9" w:name="how-to-use-this-document"/>
@@ -53,222 +53,249 @@
           <w:b/>
           <w:bCs/>
         </w:rPr>
-        <w:t xml:space="preserve">Tech stack (fixed)</w:t>
-      </w:r>
-    </w:p>
-    <w:p>
-      <w:pPr>
-        <w:pStyle w:val="Compact"/>
-        <w:numPr>
-          <w:ilvl w:val="0"/>
-          <w:numId w:val="1001"/>
-        </w:numPr>
-      </w:pPr>
-      <w:r>
-        <w:t xml:space="preserve">App: Vite + React 18 + TypeScript (</w:t>
-      </w:r>
-      <w:r>
-        <w:rPr>
-          <w:rStyle w:val="VerbatimChar"/>
-        </w:rPr>
-        <w:t xml:space="preserve">strict: true</w:t>
-      </w:r>
-      <w:r>
-        <w:t xml:space="preserve">), CSS Modules, no UI framework.</w:t>
-      </w:r>
-      <w:r>
-        <w:t xml:space="preserve"> </w:t>
-      </w:r>
-      <w:r>
-        <w:rPr>
-          <w:rStyle w:val="VerbatimChar"/>
-        </w:rPr>
-        <w:t xml:space="preserve">vite-plugin-pwa</w:t>
-      </w:r>
-      <w:r>
-        <w:t xml:space="preserve"> </w:t>
-      </w:r>
-      <w:r>
-        <w:t xml:space="preserve">for the service worker.</w:t>
-      </w:r>
-      <w:r>
-        <w:t xml:space="preserve"> </w:t>
-      </w:r>
-      <w:r>
-        <w:rPr>
-          <w:rStyle w:val="VerbatimChar"/>
-        </w:rPr>
-        <w:t xml:space="preserve">idb</w:t>
-      </w:r>
-      <w:r>
-        <w:t xml:space="preserve"> </w:t>
-      </w:r>
-      <w:r>
-        <w:t xml:space="preserve">for IndexedDB.</w:t>
-      </w:r>
-      <w:r>
-        <w:t xml:space="preserve"> </w:t>
-      </w:r>
-      <w:r>
-        <w:rPr>
-          <w:rStyle w:val="VerbatimChar"/>
-        </w:rPr>
-        <w:t xml:space="preserve">fflate</w:t>
-      </w:r>
-      <w:r>
-        <w:t xml:space="preserve"> </w:t>
-      </w:r>
-      <w:r>
-        <w:t xml:space="preserve">for zip.</w:t>
-      </w:r>
-    </w:p>
-    <w:p>
-      <w:pPr>
-        <w:pStyle w:val="Compact"/>
-        <w:numPr>
-          <w:ilvl w:val="0"/>
-          <w:numId w:val="1001"/>
-        </w:numPr>
-      </w:pPr>
-      <w:r>
-        <w:t xml:space="preserve">Engine: Rust stable,</w:t>
-      </w:r>
-      <w:r>
-        <w:t xml:space="preserve"> </w:t>
-      </w:r>
-      <w:r>
-        <w:rPr>
-          <w:rStyle w:val="VerbatimChar"/>
-        </w:rPr>
-        <w:t xml:space="preserve">wasm-bindgen</w:t>
-      </w:r>
-      <w:r>
-        <w:t xml:space="preserve">,</w:t>
-      </w:r>
-      <w:r>
-        <w:t xml:space="preserve"> </w:t>
-      </w:r>
-      <w:r>
-        <w:rPr>
-          <w:rStyle w:val="VerbatimChar"/>
-        </w:rPr>
-        <w:t xml:space="preserve">wasm-pack build --target web</w:t>
-      </w:r>
-      <w:r>
-        <w:t xml:space="preserve">,</w:t>
-      </w:r>
-      <w:r>
-        <w:t xml:space="preserve"> </w:t>
-      </w:r>
-      <w:r>
-        <w:rPr>
-          <w:rStyle w:val="VerbatimChar"/>
-        </w:rPr>
-        <w:t xml:space="preserve">rustfft</w:t>
-      </w:r>
-      <w:r>
-        <w:t xml:space="preserve">. No other runtime crates without a note in the PR.</w:t>
-      </w:r>
-    </w:p>
-    <w:p>
-      <w:pPr>
-        <w:pStyle w:val="Compact"/>
-        <w:numPr>
-          <w:ilvl w:val="0"/>
-          <w:numId w:val="1001"/>
-        </w:numPr>
-      </w:pPr>
-      <w:r>
-        <w:t xml:space="preserve">Tests: Vitest (unit, jsdom),</w:t>
-      </w:r>
-      <w:r>
-        <w:t xml:space="preserve"> </w:t>
-      </w:r>
-      <w:r>
-        <w:rPr>
-          <w:rStyle w:val="VerbatimChar"/>
-        </w:rPr>
-        <w:t xml:space="preserve">cargo test</w:t>
-      </w:r>
-      <w:r>
-        <w:t xml:space="preserve"> </w:t>
-      </w:r>
-      <w:r>
-        <w:t xml:space="preserve">(engine), Playwright (e2e on Chromium — desktop Chrome is the only target browser),</w:t>
-      </w:r>
-      <w:r>
-        <w:t xml:space="preserve"> </w:t>
-      </w:r>
-      <w:r>
-        <w:rPr>
-          <w:rStyle w:val="VerbatimChar"/>
-        </w:rPr>
-        <w:t xml:space="preserve">@axe-core/playwright</w:t>
-      </w:r>
-      <w:r>
-        <w:t xml:space="preserve">.</w:t>
-      </w:r>
-    </w:p>
-    <w:p>
-      <w:pPr>
-        <w:pStyle w:val="Compact"/>
-        <w:numPr>
-          <w:ilvl w:val="0"/>
-          <w:numId w:val="1001"/>
-        </w:numPr>
-      </w:pPr>
-      <w:r>
-        <w:t xml:space="preserve">Tooling: pnpm, ESLint + Prettier,</w:t>
-      </w:r>
-      <w:r>
-        <w:t xml:space="preserve"> </w:t>
-      </w:r>
-      <w:r>
-        <w:rPr>
-          <w:rStyle w:val="VerbatimChar"/>
-        </w:rPr>
-        <w:t xml:space="preserve">rustfmt</w:t>
-      </w:r>
-      <w:r>
-        <w:t xml:space="preserve"> </w:t>
-      </w:r>
-      <w:r>
-        <w:t xml:space="preserve">+</w:t>
-      </w:r>
-      <w:r>
-        <w:t xml:space="preserve"> </w:t>
-      </w:r>
-      <w:r>
-        <w:rPr>
-          <w:rStyle w:val="VerbatimChar"/>
-        </w:rPr>
-        <w:t xml:space="preserve">clippy -D warnings</w:t>
-      </w:r>
-      <w:r>
-        <w:t xml:space="preserve">, GitHub Actions.</w:t>
-      </w:r>
-    </w:p>
-    <w:p>
-      <w:pPr>
-        <w:pStyle w:val="Compact"/>
-        <w:numPr>
-          <w:ilvl w:val="0"/>
-          <w:numId w:val="1001"/>
-        </w:numPr>
-      </w:pPr>
-      <w:r>
-        <w:t xml:space="preserve">No backend, no analytics, no telemetry, no crash reporting, no network calls at runtime (NFR-06).</w:t>
-      </w:r>
-    </w:p>
-    <w:p>
-      <w:pPr>
-        <w:pStyle w:val="FirstParagraph"/>
+        <w:t xml:space="preserve">Architecture:</w:t>
+      </w:r>
+      <w:r>
+        <w:t xml:space="preserve"> </w:t>
+      </w:r>
+      <w:r>
+        <w:rPr>
+          <w:rStyle w:val="VerbatimChar"/>
+        </w:rPr>
+        <w:t xml:space="preserve">_bmad-output/planning-artifacts/architecture/architecture-tabcreator-2026-09-28/ARCHITECTURE-SPINE.md</w:t>
+      </w:r>
+      <w:r>
+        <w:t xml:space="preserve"> </w:t>
+      </w:r>
+      <w:r>
+        <w:t xml:space="preserve">(AD-1 – AD-19) binds every story. Where it overrides a story below, the spine wins; exact versions are in its Stack table.</w:t>
+      </w:r>
+    </w:p>
+    <w:p>
+      <w:pPr>
+        <w:pStyle w:val="BodyText"/>
       </w:pPr>
       <w:r>
         <w:rPr>
           <w:b/>
           <w:bCs/>
         </w:rPr>
+        <w:t xml:space="preserve">Tech stack (fixed)</w:t>
+      </w:r>
+    </w:p>
+    <w:p>
+      <w:pPr>
+        <w:pStyle w:val="Compact"/>
+        <w:numPr>
+          <w:ilvl w:val="0"/>
+          <w:numId w:val="1001"/>
+        </w:numPr>
+      </w:pPr>
+      <w:r>
+        <w:t xml:space="preserve">App: Vite + React 19 + TypeScript (</w:t>
+      </w:r>
+      <w:r>
+        <w:rPr>
+          <w:rStyle w:val="VerbatimChar"/>
+        </w:rPr>
+        <w:t xml:space="preserve">strict: true</w:t>
+      </w:r>
+      <w:r>
+        <w:t xml:space="preserve">), CSS Modules, no UI framework.</w:t>
+      </w:r>
+      <w:r>
+        <w:t xml:space="preserve"> </w:t>
+      </w:r>
+      <w:r>
+        <w:rPr>
+          <w:rStyle w:val="VerbatimChar"/>
+        </w:rPr>
+        <w:t xml:space="preserve">vite-plugin-pwa</w:t>
+      </w:r>
+      <w:r>
+        <w:t xml:space="preserve"> </w:t>
+      </w:r>
+      <w:r>
+        <w:t xml:space="preserve">for the service worker.</w:t>
+      </w:r>
+      <w:r>
+        <w:t xml:space="preserve"> </w:t>
+      </w:r>
+      <w:r>
+        <w:rPr>
+          <w:rStyle w:val="VerbatimChar"/>
+        </w:rPr>
+        <w:t xml:space="preserve">idb</w:t>
+      </w:r>
+      <w:r>
+        <w:t xml:space="preserve"> </w:t>
+      </w:r>
+      <w:r>
+        <w:t xml:space="preserve">for IndexedDB.</w:t>
+      </w:r>
+      <w:r>
+        <w:t xml:space="preserve"> </w:t>
+      </w:r>
+      <w:r>
+        <w:rPr>
+          <w:rStyle w:val="VerbatimChar"/>
+        </w:rPr>
+        <w:t xml:space="preserve">fflate</w:t>
+      </w:r>
+      <w:r>
+        <w:t xml:space="preserve"> </w:t>
+      </w:r>
+      <w:r>
+        <w:t xml:space="preserve">for zip.</w:t>
+      </w:r>
+    </w:p>
+    <w:p>
+      <w:pPr>
+        <w:pStyle w:val="Compact"/>
+        <w:numPr>
+          <w:ilvl w:val="0"/>
+          <w:numId w:val="1001"/>
+        </w:numPr>
+      </w:pPr>
+      <w:r>
+        <w:t xml:space="preserve">Engine: Rust stable,</w:t>
+      </w:r>
+      <w:r>
+        <w:t xml:space="preserve"> </w:t>
+      </w:r>
+      <w:r>
+        <w:rPr>
+          <w:rStyle w:val="VerbatimChar"/>
+        </w:rPr>
+        <w:t xml:space="preserve">wasm-bindgen</w:t>
+      </w:r>
+      <w:r>
+        <w:t xml:space="preserve">,</w:t>
+      </w:r>
+      <w:r>
+        <w:t xml:space="preserve"> </w:t>
+      </w:r>
+      <w:r>
+        <w:rPr>
+          <w:rStyle w:val="VerbatimChar"/>
+        </w:rPr>
+        <w:t xml:space="preserve">wasm-pack build --target web</w:t>
+      </w:r>
+      <w:r>
+        <w:t xml:space="preserve">,</w:t>
+      </w:r>
+      <w:r>
+        <w:t xml:space="preserve"> </w:t>
+      </w:r>
+      <w:r>
+        <w:rPr>
+          <w:rStyle w:val="VerbatimChar"/>
+        </w:rPr>
+        <w:t xml:space="preserve">rustfft</w:t>
+      </w:r>
+      <w:r>
+        <w:t xml:space="preserve">. No other runtime crates without a note in the PR.</w:t>
+      </w:r>
+    </w:p>
+    <w:p>
+      <w:pPr>
+        <w:pStyle w:val="Compact"/>
+        <w:numPr>
+          <w:ilvl w:val="0"/>
+          <w:numId w:val="1001"/>
+        </w:numPr>
+      </w:pPr>
+      <w:r>
+        <w:t xml:space="preserve">Tests: Vitest (unit, jsdom),</w:t>
+      </w:r>
+      <w:r>
+        <w:t xml:space="preserve"> </w:t>
+      </w:r>
+      <w:r>
+        <w:rPr>
+          <w:rStyle w:val="VerbatimChar"/>
+        </w:rPr>
+        <w:t xml:space="preserve">cargo test</w:t>
+      </w:r>
+      <w:r>
+        <w:t xml:space="preserve"> </w:t>
+      </w:r>
+      <w:r>
+        <w:t xml:space="preserve">(engine), Playwright (e2e on Chromium — desktop Chrome is the only target browser),</w:t>
+      </w:r>
+      <w:r>
+        <w:t xml:space="preserve"> </w:t>
+      </w:r>
+      <w:r>
+        <w:rPr>
+          <w:rStyle w:val="VerbatimChar"/>
+        </w:rPr>
+        <w:t xml:space="preserve">@axe-core/playwright</w:t>
+      </w:r>
+      <w:r>
+        <w:t xml:space="preserve">.</w:t>
+      </w:r>
+    </w:p>
+    <w:p>
+      <w:pPr>
+        <w:pStyle w:val="Compact"/>
+        <w:numPr>
+          <w:ilvl w:val="0"/>
+          <w:numId w:val="1001"/>
+        </w:numPr>
+      </w:pPr>
+      <w:r>
+        <w:t xml:space="preserve">Tooling: pnpm, ESLint + Prettier,</w:t>
+      </w:r>
+      <w:r>
+        <w:t xml:space="preserve"> </w:t>
+      </w:r>
+      <w:r>
+        <w:rPr>
+          <w:rStyle w:val="VerbatimChar"/>
+        </w:rPr>
+        <w:t xml:space="preserve">rustfmt</w:t>
+      </w:r>
+      <w:r>
+        <w:t xml:space="preserve"> </w:t>
+      </w:r>
+      <w:r>
+        <w:t xml:space="preserve">+</w:t>
+      </w:r>
+      <w:r>
+        <w:t xml:space="preserve"> </w:t>
+      </w:r>
+      <w:r>
+        <w:rPr>
+          <w:rStyle w:val="VerbatimChar"/>
+        </w:rPr>
+        <w:t xml:space="preserve">clippy -D warnings</w:t>
+      </w:r>
+      <w:r>
+        <w:t xml:space="preserve">, GitHub Actions.</w:t>
+      </w:r>
+    </w:p>
+    <w:p>
+      <w:pPr>
+        <w:pStyle w:val="Compact"/>
+        <w:numPr>
+          <w:ilvl w:val="0"/>
+          <w:numId w:val="1001"/>
+        </w:numPr>
+      </w:pPr>
+      <w:r>
+        <w:t xml:space="preserve">No backend, no analytics, no telemetry, no crash reporting, no network calls at runtime (NFR-06).</w:t>
+      </w:r>
+    </w:p>
+    <w:p>
+      <w:pPr>
+        <w:pStyle w:val="FirstParagraph"/>
+      </w:pPr>
+      <w:r>
+        <w:rPr>
+          <w:b/>
+          <w:bCs/>
+        </w:rPr>
         <w:t xml:space="preserve">Repository layout</w:t>
       </w:r>
     </w:p>
@@ -307,7 +334,7 @@
         <w:rPr>
           <w:rStyle w:val="VerbatimChar"/>
         </w:rPr>
-        <w:t xml:space="preserve">      audio/      mic.ts, level-meter.ts, tuner.ts, recorder.ts, recorder-worklet.ts, metronome.ts, fake-mic.ts</w:t>
+        <w:t xml:space="preserve">      audio/      mic.ts, level-meter.ts, tuner.ts, recorder.ts, recorder-worklet.ts, metronome.ts, decode.ts, fake-mic.ts</w:t>
       </w:r>
       <w:r>
         <w:br/>
@@ -316,7 +343,7 @@
         <w:rPr>
           <w:rStyle w:val="VerbatimChar"/>
         </w:rPr>
-        <w:t xml:space="preserve">      engine/     engine-worker.ts, engine-client.ts</w:t>
+        <w:t xml:space="preserve">      engine/     engine-worker.ts, engine-client.ts, pkg/  (nothing else — spine AD-1)</w:t>
       </w:r>
       <w:r>
         <w:br/>
@@ -325,7 +352,7 @@
         <w:rPr>
           <w:rStyle w:val="VerbatimChar"/>
         </w:rPr>
-        <w:t xml:space="preserve">      model/      types.ts, midi.ts, tab-render.ts, edit-history.ts, phrase.ts</w:t>
+        <w:t xml:space="preserve">      model/      types.ts, errors.ts, audio-format.ts, log.ts, midi.ts, tab-render.ts, edit-history.ts, phrase.ts</w:t>
       </w:r>
       <w:r>
         <w:br/>
@@ -334,7 +361,7 @@
         <w:rPr>
           <w:rStyle w:val="VerbatimChar"/>
         </w:rPr>
-        <w:t xml:space="preserve">      storage/    db.ts, audio-store.ts, opfs-worker.ts, backup.ts</w:t>
+        <w:t xml:space="preserve">      session/    take-session.ts, recording-session.ts, library-session.ts, settings-session.ts, analysis.ts, instance-lock.ts, app-reload.ts</w:t>
       </w:r>
       <w:r>
         <w:br/>
@@ -343,7 +370,16 @@
         <w:rPr>
           <w:rStyle w:val="VerbatimChar"/>
         </w:rPr>
-        <w:t xml:space="preserve">      ui/         screens/ (Setup, Tuner, Record, Tab, Library, Settings), components/</w:t>
+        <w:t xml:space="preserve">      storage/    db.ts, events.ts, prefs.ts, audio-store.ts, opfs-worker.ts, backup.ts</w:t>
+      </w:r>
+      <w:r>
+        <w:br/>
+      </w:r>
+      <w:r>
+        <w:rPr>
+          <w:rStyle w:val="VerbatimChar"/>
+        </w:rPr>
+        <w:t xml:space="preserve">      ui/         screens/ (Setup, Tuner, Record, Tab, Library, Settings), components/, a11y/ (announcer, shortcuts, overlays), platform.ts, strings.ts, theme.css</w:t>
       </w:r>
       <w:r>
         <w:br/>
@@ -3253,12 +3289,197 @@
               <w:rPr>
                 <w:rStyle w:val="VerbatimChar"/>
               </w:rPr>
-              <w:t xml:space="preserve">{type:'error', reqId, message}</w:t>
+              <w:t xml:space="preserve">{type:'error', reqId, code, message}</w:t>
+            </w:r>
+            <w:r>
+              <w:t xml:space="preserve"> </w:t>
+            </w:r>
+            <w:r>
+              <w:t xml:space="preserve">(</w:t>
+            </w:r>
+            <w:r>
+              <w:rPr>
+                <w:rStyle w:val="VerbatimChar"/>
+              </w:rPr>
+              <w:t xml:space="preserve">code</w:t>
+            </w:r>
+            <w:r>
+              <w:t xml:space="preserve"> </w:t>
+            </w:r>
+            <w:r>
+              <w:rPr>
+                <w:rStyle w:val="VerbatimChar"/>
+              </w:rPr>
+              <w:t xml:space="preserve">engine-unavailable</w:t>
+            </w:r>
+            <w:r>
+              <w:t xml:space="preserve"> </w:t>
+            </w:r>
+            <w:r>
+              <w:t xml:space="preserve">or</w:t>
+            </w:r>
+            <w:r>
+              <w:t xml:space="preserve"> </w:t>
+            </w:r>
+            <w:r>
+              <w:rPr>
+                <w:rStyle w:val="VerbatimChar"/>
+              </w:rPr>
+              <w:t xml:space="preserve">analysis-failed</w:t>
+            </w:r>
+            <w:r>
+              <w:t xml:space="preserve">; an init failure is sent once with</w:t>
+            </w:r>
+            <w:r>
+              <w:t xml:space="preserve"> </w:t>
+            </w:r>
+            <w:r>
+              <w:rPr>
+                <w:rStyle w:val="VerbatimChar"/>
+              </w:rPr>
+              <w:t xml:space="preserve">reqId: null</w:t>
+            </w:r>
+            <w:r>
+              <w:t xml:space="preserve">)</w:t>
             </w:r>
           </w:p>
         </w:tc>
       </w:tr>
     </w:tbl>
+    <w:p>
+      <w:pPr>
+        <w:pStyle w:val="BodyText"/>
+      </w:pPr>
+      <w:r>
+        <w:t xml:space="preserve">Every request also carries</w:t>
+      </w:r>
+      <w:r>
+        <w:t xml:space="preserve"> </w:t>
+      </w:r>
+      <w:r>
+        <w:rPr>
+          <w:rStyle w:val="VerbatimChar"/>
+        </w:rPr>
+        <w:t xml:space="preserve">takeId</w:t>
+      </w:r>
+      <w:r>
+        <w:t xml:space="preserve">;</w:t>
+      </w:r>
+      <w:r>
+        <w:t xml:space="preserve"> </w:t>
+      </w:r>
+      <w:r>
+        <w:rPr>
+          <w:rStyle w:val="VerbatimChar"/>
+        </w:rPr>
+        <w:t xml:space="preserve">mapFrets</w:t>
+      </w:r>
+      <w:r>
+        <w:t xml:space="preserve"> </w:t>
+      </w:r>
+      <w:r>
+        <w:t xml:space="preserve">requests run ahead of queued</w:t>
+      </w:r>
+      <w:r>
+        <w:t xml:space="preserve"> </w:t>
+      </w:r>
+      <w:r>
+        <w:rPr>
+          <w:rStyle w:val="VerbatimChar"/>
+        </w:rPr>
+        <w:t xml:space="preserve">analyze</w:t>
+      </w:r>
+      <w:r>
+        <w:t xml:space="preserve"> </w:t>
+      </w:r>
+      <w:r>
+        <w:t xml:space="preserve">requests, and</w:t>
+      </w:r>
+      <w:r>
+        <w:t xml:space="preserve"> </w:t>
+      </w:r>
+      <w:r>
+        <w:rPr>
+          <w:rStyle w:val="VerbatimChar"/>
+        </w:rPr>
+        <w:t xml:space="preserve">cancel(takeId)</w:t>
+      </w:r>
+      <w:r>
+        <w:t xml:space="preserve"> </w:t>
+      </w:r>
+      <w:r>
+        <w:t xml:space="preserve">only affects that take (spine AD-8). The</w:t>
+      </w:r>
+      <w:r>
+        <w:t xml:space="preserve"> </w:t>
+      </w:r>
+      <w:r>
+        <w:rPr>
+          <w:rStyle w:val="VerbatimChar"/>
+        </w:rPr>
+        <w:t xml:space="preserve">analyze</w:t>
+      </w:r>
+      <w:r>
+        <w:t xml:space="preserve"> </w:t>
+      </w:r>
+      <w:r>
+        <w:t xml:space="preserve">message carries</w:t>
+      </w:r>
+      <w:r>
+        <w:t xml:space="preserve"> </w:t>
+      </w:r>
+      <w:r>
+        <w:rPr>
+          <w:rStyle w:val="VerbatimChar"/>
+        </w:rPr>
+        <w:t xml:space="preserve">trimStartMs</w:t>
+      </w:r>
+      <w:r>
+        <w:t xml:space="preserve">,</w:t>
+      </w:r>
+      <w:r>
+        <w:t xml:space="preserve"> </w:t>
+      </w:r>
+      <w:r>
+        <w:rPr>
+          <w:rStyle w:val="VerbatimChar"/>
+        </w:rPr>
+        <w:t xml:space="preserve">trimEndMs</w:t>
+      </w:r>
+      <w:r>
+        <w:t xml:space="preserve"> </w:t>
+      </w:r>
+      <w:r>
+        <w:t xml:space="preserve">and</w:t>
+      </w:r>
+      <w:r>
+        <w:t xml:space="preserve"> </w:t>
+      </w:r>
+      <w:r>
+        <w:rPr>
+          <w:rStyle w:val="VerbatimChar"/>
+        </w:rPr>
+        <w:t xml:space="preserve">skipStartMs</w:t>
+      </w:r>
+      <w:r>
+        <w:t xml:space="preserve"> </w:t>
+      </w:r>
+      <w:r>
+        <w:t xml:space="preserve">inside</w:t>
+      </w:r>
+      <w:r>
+        <w:t xml:space="preserve"> </w:t>
+      </w:r>
+      <w:r>
+        <w:rPr>
+          <w:rStyle w:val="VerbatimChar"/>
+        </w:rPr>
+        <w:t xml:space="preserve">EngineAnalyzeInput</w:t>
+      </w:r>
+      <w:r>
+        <w:t xml:space="preserve">; the engine trims and returns times relative to the untrimmed start (spine AD-7).</w:t>
+      </w:r>
+    </w:p>
     <w:p>
       <w:pPr>
         <w:pStyle w:val="BodyText"/>
@@ -3865,7 +4086,7 @@
               <w:pStyle w:val="Compact"/>
             </w:pPr>
             <w:r>
-              <w:t xml:space="preserve">US-8.1 – US-8.4</w:t>
+              <w:t xml:space="preserve">US-8.1 – US-8.5</w:t>
             </w:r>
           </w:p>
         </w:tc>
@@ -5045,7 +5266,7 @@
         <w:t xml:space="preserve">takeId</w:t>
       </w:r>
       <w:r>
-        <w:t xml:space="preserve">). API:</w:t>
+        <w:t xml:space="preserve">). API (spine AD-14 – AD-16):</w:t>
       </w:r>
       <w:r>
         <w:t xml:space="preserve"> </w:t>
@@ -5078,7 +5299,7 @@
         <w:rPr>
           <w:rStyle w:val="VerbatimChar"/>
         </w:rPr>
-        <w:t xml:space="preserve">putTake(take)</w:t>
+        <w:t xml:space="preserve">getTab(takeId)</w:t>
       </w:r>
       <w:r>
         <w:t xml:space="preserve">,</w:t>
@@ -5090,37 +5311,112 @@
         <w:rPr>
           <w:rStyle w:val="VerbatimChar"/>
         </w:rPr>
+        <w:t xml:space="preserve">createTake(take)</w:t>
+      </w:r>
+      <w:r>
+        <w:t xml:space="preserve">,</w:t>
+      </w:r>
+      <w:r>
+        <w:t xml:space="preserve"> </w:t>
+      </w:r>
+      <w:r>
+        <w:rPr>
+          <w:rStyle w:val="VerbatimChar"/>
+        </w:rPr>
+        <w:t xml:space="preserve">patchTake(id, patch, writer)</w:t>
+      </w:r>
+      <w:r>
+        <w:t xml:space="preserve">,</w:t>
+      </w:r>
+      <w:r>
+        <w:t xml:space="preserve"> </w:t>
+      </w:r>
+      <w:r>
+        <w:rPr>
+          <w:rStyle w:val="VerbatimChar"/>
+        </w:rPr>
+        <w:t xml:space="preserve">putTab(tab)</w:t>
+      </w:r>
+      <w:r>
+        <w:t xml:space="preserve">,</w:t>
+      </w:r>
+      <w:r>
+        <w:t xml:space="preserve"> </w:t>
+      </w:r>
+      <w:r>
+        <w:rPr>
+          <w:rStyle w:val="VerbatimChar"/>
+        </w:rPr>
+        <w:t xml:space="preserve">commitAnalysis(takeId, tab, takePatch)</w:t>
+      </w:r>
+      <w:r>
+        <w:t xml:space="preserve">,</w:t>
+      </w:r>
+      <w:r>
+        <w:t xml:space="preserve"> </w:t>
+      </w:r>
+      <w:r>
+        <w:rPr>
+          <w:rStyle w:val="VerbatimChar"/>
+        </w:rPr>
+        <w:t xml:space="preserve">importTakes(records)</w:t>
+      </w:r>
+      <w:r>
+        <w:t xml:space="preserve">,</w:t>
+      </w:r>
+      <w:r>
+        <w:t xml:space="preserve"> </w:t>
+      </w:r>
+      <w:r>
+        <w:rPr>
+          <w:rStyle w:val="VerbatimChar"/>
+        </w:rPr>
         <w:t xml:space="preserve">deleteTake(id)</w:t>
       </w:r>
       <w:r>
         <w:t xml:space="preserve"> </w:t>
       </w:r>
       <w:r>
-        <w:t xml:space="preserve">(also deletes its tab and audio),</w:t>
-      </w:r>
-      <w:r>
-        <w:t xml:space="preserve"> </w:t>
-      </w:r>
-      <w:r>
-        <w:rPr>
-          <w:rStyle w:val="VerbatimChar"/>
-        </w:rPr>
-        <w:t xml:space="preserve">getTab(takeId)</w:t>
-      </w:r>
-      <w:r>
-        <w:t xml:space="preserve">,</w:t>
-      </w:r>
-      <w:r>
-        <w:t xml:space="preserve"> </w:t>
-      </w:r>
-      <w:r>
-        <w:rPr>
-          <w:rStyle w:val="VerbatimChar"/>
-        </w:rPr>
-        <w:t xml:space="preserve">putTab(tab)</w:t>
-      </w:r>
-      <w:r>
-        <w:t xml:space="preserve">. Every write sets</w:t>
+        <w:t xml:space="preserve">(Take and Tab in one transaction, then audio). There is no public</w:t>
+      </w:r>
+      <w:r>
+        <w:t xml:space="preserve"> </w:t>
+      </w:r>
+      <w:r>
+        <w:rPr>
+          <w:rStyle w:val="VerbatimChar"/>
+        </w:rPr>
+        <w:t xml:space="preserve">putTake</w:t>
+      </w:r>
+      <w:r>
+        <w:t xml:space="preserve">. Writes to a missing take reject with</w:t>
+      </w:r>
+      <w:r>
+        <w:t xml:space="preserve"> </w:t>
+      </w:r>
+      <w:r>
+        <w:rPr>
+          <w:rStyle w:val="VerbatimChar"/>
+        </w:rPr>
+        <w:t xml:space="preserve">take-not-found</w:t>
+      </w:r>
+      <w:r>
+        <w:t xml:space="preserve">; every write except</w:t>
+      </w:r>
+      <w:r>
+        <w:t xml:space="preserve"> </w:t>
+      </w:r>
+      <w:r>
+        <w:rPr>
+          <w:rStyle w:val="VerbatimChar"/>
+        </w:rPr>
+        <w:t xml:space="preserve">importTakes</w:t>
+      </w:r>
+      <w:r>
+        <w:t xml:space="preserve"> </w:t>
+      </w:r>
+      <w:r>
+        <w:t xml:space="preserve">sets</w:t>
       </w:r>
       <w:r>
         <w:t xml:space="preserve"> </w:t>
@@ -5132,7 +5428,85 @@
         <w:t xml:space="preserve">updatedAt</w:t>
       </w:r>
       <w:r>
-        <w:t xml:space="preserve">.</w:t>
+        <w:t xml:space="preserve">, and every committed write emits a typed event from</w:t>
+      </w:r>
+      <w:r>
+        <w:t xml:space="preserve"> </w:t>
+      </w:r>
+      <w:r>
+        <w:rPr>
+          <w:rStyle w:val="VerbatimChar"/>
+        </w:rPr>
+        <w:t xml:space="preserve">events.ts</w:t>
+      </w:r>
+      <w:r>
+        <w:t xml:space="preserve"> </w:t>
+      </w:r>
+      <w:r>
+        <w:t xml:space="preserve">(spine AD-5).</w:t>
+      </w:r>
+    </w:p>
+    <w:p>
+      <w:pPr>
+        <w:pStyle w:val="Compact"/>
+        <w:numPr>
+          <w:ilvl w:val="0"/>
+          <w:numId w:val="1019"/>
+        </w:numPr>
+      </w:pPr>
+      <w:r>
+        <w:rPr>
+          <w:rStyle w:val="VerbatimChar"/>
+        </w:rPr>
+        <w:t xml:space="preserve">prefs.ts</w:t>
+      </w:r>
+      <w:r>
+        <w:t xml:space="preserve"> </w:t>
+      </w:r>
+      <w:r>
+        <w:t xml:space="preserve">is the only code touching</w:t>
+      </w:r>
+      <w:r>
+        <w:t xml:space="preserve"> </w:t>
+      </w:r>
+      <w:r>
+        <w:rPr>
+          <w:rStyle w:val="VerbatimChar"/>
+        </w:rPr>
+        <w:t xml:space="preserve">localStorage</w:t>
+      </w:r>
+      <w:r>
+        <w:t xml:space="preserve">: one key</w:t>
+      </w:r>
+      <w:r>
+        <w:t xml:space="preserve"> </w:t>
+      </w:r>
+      <w:r>
+        <w:rPr>
+          <w:rStyle w:val="VerbatimChar"/>
+        </w:rPr>
+        <w:t xml:space="preserve">tabcreator.prefs.v1</w:t>
+      </w:r>
+      <w:r>
+        <w:t xml:space="preserve"> </w:t>
+      </w:r>
+      <w:r>
+        <w:t xml:space="preserve">with a typed, versioned</w:t>
+      </w:r>
+      <w:r>
+        <w:t xml:space="preserve"> </w:t>
+      </w:r>
+      <w:r>
+        <w:rPr>
+          <w:rStyle w:val="VerbatimChar"/>
+        </w:rPr>
+        <w:t xml:space="preserve">Prefs</w:t>
+      </w:r>
+      <w:r>
+        <w:t xml:space="preserve"> </w:t>
+      </w:r>
+      <w:r>
+        <w:t xml:space="preserve">(spine AD-2).</w:t>
       </w:r>
     </w:p>
     <w:p>
@@ -6555,22 +6929,7 @@
         <w:t xml:space="preserve"> </w:t>
       </w:r>
       <w:r>
-        <w:t xml:space="preserve">in</w:t>
-      </w:r>
-      <w:r>
-        <w:t xml:space="preserve"> </w:t>
-      </w:r>
-      <w:r>
-        <w:rPr>
-          <w:rStyle w:val="VerbatimChar"/>
-        </w:rPr>
-        <w:t xml:space="preserve">localStorage</w:t>
-      </w:r>
-      <w:r>
-        <w:t xml:space="preserve"> </w:t>
-      </w:r>
-      <w:r>
-        <w:t xml:space="preserve">after success so later visits skip the card; if the permission is later revoked, show the card again.</w:t>
+        <w:t xml:space="preserve">in prefs after success so later visits skip the card; if the permission is later revoked, show the card again.</w:t>
       </w:r>
     </w:p>
     <w:p>
@@ -6932,22 +7291,7 @@
         <w:t xml:space="preserve"> </w:t>
       </w:r>
       <w:r>
-        <w:t xml:space="preserve">in</w:t>
-      </w:r>
-      <w:r>
-        <w:t xml:space="preserve"> </w:t>
-      </w:r>
-      <w:r>
-        <w:rPr>
-          <w:rStyle w:val="VerbatimChar"/>
-        </w:rPr>
-        <w:t xml:space="preserve">localStorage</w:t>
-      </w:r>
-      <w:r>
-        <w:t xml:space="preserve"> </w:t>
-      </w:r>
-      <w:r>
-        <w:t xml:space="preserve">(</w:t>
+        <w:t xml:space="preserve">in prefs (</w:t>
       </w:r>
       <w:r>
         <w:rPr>
@@ -8524,7 +8868,7 @@
         </w:numPr>
       </w:pPr>
       <w:r>
-        <w:t xml:space="preserve">On app start, find takes with</w:t>
+        <w:t xml:space="preserve">After the instance lock is held (US-8.5), scan for unfinished takes: a take is unfinished if and only if</w:t>
       </w:r>
       <w:r>
         <w:t xml:space="preserve"> </w:t>
@@ -8536,22 +8880,37 @@
         <w:t xml:space="preserve">status:'recording'</w:t>
       </w:r>
       <w:r>
-        <w:t xml:space="preserve">, or raw files with no</w:t>
-      </w:r>
-      <w:r>
-        <w:t xml:space="preserve"> </w:t>
-      </w:r>
-      <w:r>
-        <w:rPr>
-          <w:rStyle w:val="VerbatimChar"/>
-        </w:rPr>
-        <w:t xml:space="preserve">analyzed</w:t>
-      </w:r>
-      <w:r>
-        <w:t xml:space="preserve"> </w:t>
-      </w:r>
-      <w:r>
-        <w:t xml:space="preserve">take. For each, show a banner on the Record screen: "An unfinished take from</w:t>
+        <w:t xml:space="preserve">. A</w:t>
+      </w:r>
+      <w:r>
+        <w:t xml:space="preserve"> </w:t>
+      </w:r>
+      <w:r>
+        <w:rPr>
+          <w:rStyle w:val="VerbatimChar"/>
+        </w:rPr>
+        <w:t xml:space="preserve">recorded</w:t>
+      </w:r>
+      <w:r>
+        <w:t xml:space="preserve"> </w:t>
+      </w:r>
+      <w:r>
+        <w:t xml:space="preserve">take with a raw file is not unfinished —</w:t>
+      </w:r>
+      <w:r>
+        <w:t xml:space="preserve"> </w:t>
+      </w:r>
+      <w:r>
+        <w:rPr>
+          <w:rStyle w:val="VerbatimChar"/>
+        </w:rPr>
+        <w:t xml:space="preserve">take-session</w:t>
+      </w:r>
+      <w:r>
+        <w:t xml:space="preserve"> </w:t>
+      </w:r>
+      <w:r>
+        <w:t xml:space="preserve">resumes its analysis when opened, with no banner. A raw file with no Take, or an unfinished take with under 0.5 s of raw audio, is deleted silently. For each unfinished take, show a banner on the Record screen: "An unfinished take from</w:t>
       </w:r>
       <w:r>
         <w:t xml:space="preserve"> </w:t>
@@ -8602,7 +8961,7 @@
         <w:t xml:space="preserve"> </w:t>
       </w:r>
       <w:r>
-        <w:t xml:space="preserve">(or keep raw as WAV if encoding fails), set</w:t>
+        <w:t xml:space="preserve">(or keep raw as WAV if encoding fails) — never overwriting existing compressed audio — set</w:t>
       </w:r>
       <w:r>
         <w:t xml:space="preserve"> </w:t>
@@ -8614,7 +8973,34 @@
         <w:t xml:space="preserve">status:'recorded'</w:t>
       </w:r>
       <w:r>
-        <w:t xml:space="preserve">, then analyse as usual.</w:t>
+        <w:t xml:space="preserve">, then open</w:t>
+      </w:r>
+      <w:r>
+        <w:t xml:space="preserve"> </w:t>
+      </w:r>
+      <w:r>
+        <w:rPr>
+          <w:rStyle w:val="VerbatimChar"/>
+        </w:rPr>
+        <w:t xml:space="preserve">#/tab/:takeId</w:t>
+      </w:r>
+      <w:r>
+        <w:t xml:space="preserve">, where</w:t>
+      </w:r>
+      <w:r>
+        <w:t xml:space="preserve"> </w:t>
+      </w:r>
+      <w:r>
+        <w:rPr>
+          <w:rStyle w:val="VerbatimChar"/>
+        </w:rPr>
+        <w:t xml:space="preserve">take-session</w:t>
+      </w:r>
+      <w:r>
+        <w:t xml:space="preserve"> </w:t>
+      </w:r>
+      <w:r>
+        <w:t xml:space="preserve">analyses it.</w:t>
       </w:r>
     </w:p>
     <w:p>
@@ -8844,19 +9230,7 @@
         </w:numPr>
       </w:pPr>
       <w:r>
-        <w:t xml:space="preserve">Record screen controls: "Count-in" toggle (default off) and tempo field 40–240 BPM (default 100), both persisted in</w:t>
-      </w:r>
-      <w:r>
-        <w:t xml:space="preserve"> </w:t>
-      </w:r>
-      <w:r>
-        <w:rPr>
-          <w:rStyle w:val="VerbatimChar"/>
-        </w:rPr>
-        <w:t xml:space="preserve">localStorage</w:t>
-      </w:r>
-      <w:r>
-        <w:t xml:space="preserve">.</w:t>
+        <w:t xml:space="preserve">Record screen controls: "Count-in" toggle (default off) and tempo field 40–240 BPM (default 100), both persisted in prefs.</w:t>
       </w:r>
     </w:p>
     <w:p>
@@ -11243,25 +11617,64 @@
         <w:rPr>
           <w:rStyle w:val="VerbatimChar"/>
         </w:rPr>
-        <w:t xml:space="preserve">app/src/engine/analyze.ts</w:t>
-      </w:r>
-      <w:r>
-        <w:t xml:space="preserve">: get PCM (raw chunks in memory for a fresh take; otherwise decode compressed audio with</w:t>
-      </w:r>
-      <w:r>
-        <w:t xml:space="preserve"> </w:t>
-      </w:r>
-      <w:r>
-        <w:rPr>
-          <w:rStyle w:val="VerbatimChar"/>
-        </w:rPr>
-        <w:t xml:space="preserve">decodeAudioData</w:t>
-      </w:r>
-      <w:r>
-        <w:t xml:space="preserve"> </w:t>
-      </w:r>
-      <w:r>
-        <w:t xml:space="preserve">and mix to mono) →</w:t>
+        <w:t xml:space="preserve">app/src/session/analysis.ts</w:t>
+      </w:r>
+      <w:r>
+        <w:t xml:space="preserve">, called only by</w:t>
+      </w:r>
+      <w:r>
+        <w:t xml:space="preserve"> </w:t>
+      </w:r>
+      <w:r>
+        <w:rPr>
+          <w:rStyle w:val="VerbatimChar"/>
+        </w:rPr>
+        <w:t xml:space="preserve">take-session.ensureAnalysed()</w:t>
+      </w:r>
+      <w:r>
+        <w:t xml:space="preserve">, which starts it when the opened take is</w:t>
+      </w:r>
+      <w:r>
+        <w:t xml:space="preserve"> </w:t>
+      </w:r>
+      <w:r>
+        <w:rPr>
+          <w:rStyle w:val="VerbatimChar"/>
+        </w:rPr>
+        <w:t xml:space="preserve">recorded</w:t>
+      </w:r>
+      <w:r>
+        <w:t xml:space="preserve"> </w:t>
+      </w:r>
+      <w:r>
+        <w:t xml:space="preserve">and no analysis for it is in flight (spine AD-15). Get PCM (</w:t>
+      </w:r>
+      <w:r>
+        <w:rPr>
+          <w:rStyle w:val="VerbatimChar"/>
+        </w:rPr>
+        <w:t xml:space="preserve">storage.readRaw</w:t>
+      </w:r>
+      <w:r>
+        <w:t xml:space="preserve"> </w:t>
+      </w:r>
+      <w:r>
+        <w:t xml:space="preserve">while the raw file exists; otherwise</w:t>
+      </w:r>
+      <w:r>
+        <w:t xml:space="preserve"> </w:t>
+      </w:r>
+      <w:r>
+        <w:rPr>
+          <w:rStyle w:val="VerbatimChar"/>
+        </w:rPr>
+        <w:t xml:space="preserve">audio/decode.ts</w:t>
+      </w:r>
+      <w:r>
+        <w:t xml:space="preserve"> </w:t>
+      </w:r>
+      <w:r>
+        <w:t xml:space="preserve">decodes compressed audio and mixes to mono; always pass the buffer's actual sample rate) →</w:t>
       </w:r>
       <w:r>
         <w:t xml:space="preserve"> </w:t>
@@ -11465,13 +11878,7 @@
         </w:numPr>
       </w:pPr>
       <w:r>
-        <w:t xml:space="preserve">Errors: "Analysis failed:</w:t>
-      </w:r>
-      <w:r>
-        <w:t xml:space="preserve"> </w:t>
-      </w:r>
-      <w:r>
-        <w:t xml:space="preserve">" with "Retry".</w:t>
+        <w:t xml:space="preserve">Errors: "Analysis failed — try again" with "Retry"; the technical message goes to logs only (spine AD-10).</w:t>
       </w:r>
     </w:p>
     <w:p>
@@ -11845,19 +12252,31 @@
         </w:numPr>
       </w:pPr>
       <w:r>
-        <w:t xml:space="preserve">Defaults for new takes come from Settings screen values (same controls), stored in</w:t>
-      </w:r>
-      <w:r>
-        <w:t xml:space="preserve"> </w:t>
-      </w:r>
-      <w:r>
-        <w:rPr>
-          <w:rStyle w:val="VerbatimChar"/>
-        </w:rPr>
-        <w:t xml:space="preserve">localStorage</w:t>
-      </w:r>
-      <w:r>
-        <w:t xml:space="preserve">.</w:t>
+        <w:t xml:space="preserve">Defaults for new takes come from Settings screen values (same controls), stored in prefs (</w:t>
+      </w:r>
+      <w:r>
+        <w:rPr>
+          <w:rStyle w:val="VerbatimChar"/>
+        </w:rPr>
+        <w:t xml:space="preserve">analysisDefaults</w:t>
+      </w:r>
+      <w:r>
+        <w:t xml:space="preserve">) and copied into</w:t>
+      </w:r>
+      <w:r>
+        <w:t xml:space="preserve"> </w:t>
+      </w:r>
+      <w:r>
+        <w:rPr>
+          <w:rStyle w:val="VerbatimChar"/>
+        </w:rPr>
+        <w:t xml:space="preserve">Take.settings</w:t>
+      </w:r>
+      <w:r>
+        <w:t xml:space="preserve"> </w:t>
+      </w:r>
+      <w:r>
+        <w:t xml:space="preserve">when the take is created.</w:t>
       </w:r>
     </w:p>
     <w:p>
@@ -13983,19 +14402,7 @@
         <w:t xml:space="preserve">countInBpm</w:t>
       </w:r>
       <w:r>
-        <w:t xml:space="preserve">; default on, stored in</w:t>
-      </w:r>
-      <w:r>
-        <w:t xml:space="preserve"> </w:t>
-      </w:r>
-      <w:r>
-        <w:rPr>
-          <w:rStyle w:val="VerbatimChar"/>
-        </w:rPr>
-        <w:t xml:space="preserve">localStorage</w:t>
-      </w:r>
-      <w:r>
-        <w:t xml:space="preserve">): hiding removes bar lines from the view and from copy/download. The tooltip says "Approximate — from the count-in tempo; drifts if your tempo drifts."</w:t>
+        <w:t xml:space="preserve">; default on, stored in prefs): hiding removes bar lines from the view and from copy/download. The tooltip says "Approximate — from the count-in tempo; drifts if your tempo drifts."</w:t>
       </w:r>
     </w:p>
     <w:p>
@@ -16214,7 +16621,7 @@
     </w:p>
     <w:bookmarkEnd w:id="45"/>
     <w:bookmarkEnd w:id="46"/>
-    <w:bookmarkStart w:id="51" w:name="X77980653a1b4c25bafb39a7340902d2549edb1a"/>
+    <w:bookmarkStart w:id="52" w:name="X77980653a1b4c25bafb39a7340902d2549edb1a"/>
     <w:p>
       <w:pPr>
         <w:pStyle w:val="Heading2"/>
@@ -16478,7 +16885,22 @@
         </w:numPr>
       </w:pPr>
       <w:r>
-        <w:t xml:space="preserve">Lighthouse PWA checks report installable with no errors.</w:t>
+        <w:t xml:space="preserve">A Playwright check confirms the app is installable (valid manifest, registered service worker,</w:t>
+      </w:r>
+      <w:r>
+        <w:t xml:space="preserve"> </w:t>
+      </w:r>
+      <w:r>
+        <w:rPr>
+          <w:rStyle w:val="VerbatimChar"/>
+        </w:rPr>
+        <w:t xml:space="preserve">beforeinstallprompt</w:t>
+      </w:r>
+      <w:r>
+        <w:t xml:space="preserve"> </w:t>
+      </w:r>
+      <w:r>
+        <w:t xml:space="preserve">fires); Lighthouse no longer has a PWA category.</w:t>
       </w:r>
     </w:p>
     <w:p>
@@ -16705,19 +17127,7 @@
         <w:t xml:space="preserve">prefers-color-scheme: dark</w:t>
       </w:r>
       <w:r>
-        <w:t xml:space="preserve">, plus a Settings toggle (System / Light / Dark) stored in</w:t>
-      </w:r>
-      <w:r>
-        <w:t xml:space="preserve"> </w:t>
-      </w:r>
-      <w:r>
-        <w:rPr>
-          <w:rStyle w:val="VerbatimChar"/>
-        </w:rPr>
-        <w:t xml:space="preserve">localStorage</w:t>
-      </w:r>
-      <w:r>
-        <w:t xml:space="preserve">. Contrast ≥ 4.5:1 for text and ≥ 3:1 for UI parts in both themes, including the confidence highlight and meter colours.</w:t>
+        <w:t xml:space="preserve">, plus a Settings toggle (System / Light / Dark) stored in prefs. Contrast ≥ 4.5:1 for text and ≥ 3:1 for UI parts in both themes, including the confidence highlight and meter colours.</w:t>
       </w:r>
     </w:p>
     <w:p>
@@ -17052,7 +17462,7 @@
         </w:numPr>
       </w:pPr>
       <w:r>
-        <w:t xml:space="preserve">Detect unsupported browsers (no AudioWorklet, no OPFS, no WebAssembly) and show "TabCreator needs a recent desktop Chrome". Do not block by user agent: any browser with the required APIs is allowed.</w:t>
+        <w:t xml:space="preserve">Detect unsupported browsers (no AudioWorklet, no OPFS, no WebAssembly, no Web Locks) and show "TabCreator needs a recent desktop Chrome". Do not block by user agent: any browser with the required APIs is allowed.</w:t>
       </w:r>
     </w:p>
     <w:p>
@@ -17451,8 +17861,385 @@
       </w:r>
     </w:p>
     <w:bookmarkEnd w:id="50"/>
+    <w:bookmarkStart w:id="51" w:name="us-85-single-active-instance"/>
+    <w:p>
+      <w:pPr>
+        <w:pStyle w:val="Heading3"/>
+      </w:pPr>
+      <w:r>
+        <w:t xml:space="preserve">US-8.5 Single active instance</w:t>
+      </w:r>
+    </w:p>
+    <w:p>
+      <w:pPr>
+        <w:pStyle w:val="FirstParagraph"/>
+      </w:pPr>
+      <w:r>
+        <w:rPr>
+          <w:b/>
+          <w:bCs/>
+        </w:rPr>
+        <w:t xml:space="preserve">As a</w:t>
+      </w:r>
+      <w:r>
+        <w:t xml:space="preserve"> </w:t>
+      </w:r>
+      <w:r>
+        <w:t xml:space="preserve">guitarist</w:t>
+      </w:r>
+      <w:r>
+        <w:t xml:space="preserve"> </w:t>
+      </w:r>
+      <w:r>
+        <w:rPr>
+          <w:b/>
+          <w:bCs/>
+        </w:rPr>
+        <w:t xml:space="preserve">I want</w:t>
+      </w:r>
+      <w:r>
+        <w:t xml:space="preserve"> </w:t>
+      </w:r>
+      <w:r>
+        <w:t xml:space="preserve">TabCreator to run in only one browser tab at a time</w:t>
+      </w:r>
+      <w:r>
+        <w:t xml:space="preserve"> </w:t>
+      </w:r>
+      <w:r>
+        <w:rPr>
+          <w:b/>
+          <w:bCs/>
+        </w:rPr>
+        <w:t xml:space="preserve">so that</w:t>
+      </w:r>
+      <w:r>
+        <w:t xml:space="preserve"> </w:t>
+      </w:r>
+      <w:r>
+        <w:t xml:space="preserve">two tabs never record at once or overwrite each other's edits.</w:t>
+      </w:r>
+    </w:p>
+    <w:p>
+      <w:pPr>
+        <w:pStyle w:val="BodyText"/>
+      </w:pPr>
+      <w:r>
+        <w:t xml:space="preserve">Priority: Must · Covers: NFR-11, FR-22 · Depends on: US-0.3, US-3.2</w:t>
+      </w:r>
+    </w:p>
+    <w:p>
+      <w:pPr>
+        <w:pStyle w:val="BodyText"/>
+      </w:pPr>
+      <w:r>
+        <w:rPr>
+          <w:b/>
+          <w:bCs/>
+        </w:rPr>
+        <w:t xml:space="preserve">Implementation notes</w:t>
+      </w:r>
+    </w:p>
+    <w:p>
+      <w:pPr>
+        <w:pStyle w:val="Compact"/>
+        <w:numPr>
+          <w:ilvl w:val="0"/>
+          <w:numId w:val="1195"/>
+        </w:numPr>
+      </w:pPr>
+      <w:r>
+        <w:rPr>
+          <w:rStyle w:val="VerbatimChar"/>
+        </w:rPr>
+        <w:t xml:space="preserve">session/instance-lock.ts</w:t>
+      </w:r>
+      <w:r>
+        <w:t xml:space="preserve"> </w:t>
+      </w:r>
+      <w:r>
+        <w:t xml:space="preserve">requests the Web Lock</w:t>
+      </w:r>
+      <w:r>
+        <w:t xml:space="preserve"> </w:t>
+      </w:r>
+      <w:r>
+        <w:rPr>
+          <w:rStyle w:val="VerbatimChar"/>
+        </w:rPr>
+        <w:t xml:space="preserve">tabcreator-instance</w:t>
+      </w:r>
+      <w:r>
+        <w:t xml:space="preserve"> </w:t>
+      </w:r>
+      <w:r>
+        <w:t xml:space="preserve">at start, before any storage write or recovery scan (spine AD-6).</w:t>
+      </w:r>
+    </w:p>
+    <w:p>
+      <w:pPr>
+        <w:pStyle w:val="Compact"/>
+        <w:numPr>
+          <w:ilvl w:val="0"/>
+          <w:numId w:val="1195"/>
+        </w:numPr>
+      </w:pPr>
+      <w:r>
+        <w:t xml:space="preserve">If another tab holds it, show a full-screen "TabCreator is open in another tab" with a "Use here" button.</w:t>
+      </w:r>
+    </w:p>
+    <w:p>
+      <w:pPr>
+        <w:pStyle w:val="Compact"/>
+        <w:numPr>
+          <w:ilvl w:val="0"/>
+          <w:numId w:val="1195"/>
+        </w:numPr>
+      </w:pPr>
+      <w:r>
+        <w:t xml:space="preserve">"Use here" asks the holder over</w:t>
+      </w:r>
+      <w:r>
+        <w:t xml:space="preserve"> </w:t>
+      </w:r>
+      <w:r>
+        <w:rPr>
+          <w:rStyle w:val="VerbatimChar"/>
+        </w:rPr>
+        <w:t xml:space="preserve">BroadcastChannel('tabcreator-instance')</w:t>
+      </w:r>
+      <w:r>
+        <w:t xml:space="preserve"> </w:t>
+      </w:r>
+      <w:r>
+        <w:t xml:space="preserve">to release, waits up to 3 s, then requests the lock with</w:t>
+      </w:r>
+      <w:r>
+        <w:t xml:space="preserve"> </w:t>
+      </w:r>
+      <w:r>
+        <w:rPr>
+          <w:rStyle w:val="VerbatimChar"/>
+        </w:rPr>
+        <w:t xml:space="preserve">steal: true</w:t>
+      </w:r>
+      <w:r>
+        <w:t xml:space="preserve">.</w:t>
+      </w:r>
+    </w:p>
+    <w:p>
+      <w:pPr>
+        <w:pStyle w:val="Compact"/>
+        <w:numPr>
+          <w:ilvl w:val="0"/>
+          <w:numId w:val="1195"/>
+        </w:numPr>
+      </w:pPr>
+      <w:r>
+        <w:t xml:space="preserve">The releasing tab stops any recording and persists it without analysing (</w:t>
+      </w:r>
+      <w:r>
+        <w:rPr>
+          <w:rStyle w:val="VerbatimChar"/>
+        </w:rPr>
+        <w:t xml:space="preserve">stopReason: 'instance-lost'</w:t>
+      </w:r>
+      <w:r>
+        <w:t xml:space="preserve">), cancels its engine requests, flushes all stores, closes its IndexedDB connection, releases the lock and shows the same full-screen message. After losing the lock, its storage writes reject with</w:t>
+      </w:r>
+      <w:r>
+        <w:t xml:space="preserve"> </w:t>
+      </w:r>
+      <w:r>
+        <w:rPr>
+          <w:rStyle w:val="VerbatimChar"/>
+        </w:rPr>
+        <w:t xml:space="preserve">instance-taken</w:t>
+      </w:r>
+      <w:r>
+        <w:t xml:space="preserve">.</w:t>
+      </w:r>
+    </w:p>
+    <w:p>
+      <w:pPr>
+        <w:pStyle w:val="Compact"/>
+        <w:numPr>
+          <w:ilvl w:val="0"/>
+          <w:numId w:val="1195"/>
+        </w:numPr>
+      </w:pPr>
+      <w:r>
+        <w:t xml:space="preserve">IndexedDB</w:t>
+      </w:r>
+      <w:r>
+        <w:t xml:space="preserve"> </w:t>
+      </w:r>
+      <w:r>
+        <w:rPr>
+          <w:rStyle w:val="VerbatimChar"/>
+        </w:rPr>
+        <w:t xml:space="preserve">versionchange</w:t>
+      </w:r>
+      <w:r>
+        <w:t xml:space="preserve"> </w:t>
+      </w:r>
+      <w:r>
+        <w:t xml:space="preserve">in any tab flushes, closes the connection and shows the same screen; a</w:t>
+      </w:r>
+      <w:r>
+        <w:t xml:space="preserve"> </w:t>
+      </w:r>
+      <w:r>
+        <w:rPr>
+          <w:rStyle w:val="VerbatimChar"/>
+        </w:rPr>
+        <w:t xml:space="preserve">blocked</w:t>
+      </w:r>
+      <w:r>
+        <w:t xml:space="preserve"> </w:t>
+      </w:r>
+      <w:r>
+        <w:t xml:space="preserve">upgrade shows "Close other TabCreator tabs to finish updating".</w:t>
+      </w:r>
+    </w:p>
+    <w:p>
+      <w:pPr>
+        <w:pStyle w:val="FirstParagraph"/>
+      </w:pPr>
+      <w:r>
+        <w:rPr>
+          <w:b/>
+          <w:bCs/>
+        </w:rPr>
+        <w:t xml:space="preserve">Acceptance criteria</w:t>
+      </w:r>
+    </w:p>
+    <w:p>
+      <w:pPr>
+        <w:pStyle w:val="Compact"/>
+        <w:numPr>
+          <w:ilvl w:val="0"/>
+          <w:numId w:val="1196"/>
+        </w:numPr>
+      </w:pPr>
+      <w:r>
+        <w:t xml:space="preserve">Opening a second tab shows "TabCreator is open in another tab"; the first tab keeps working.</w:t>
+      </w:r>
+    </w:p>
+    <w:p>
+      <w:pPr>
+        <w:pStyle w:val="Compact"/>
+        <w:numPr>
+          <w:ilvl w:val="0"/>
+          <w:numId w:val="1197"/>
+        </w:numPr>
+      </w:pPr>
+      <w:r>
+        <w:t xml:space="preserve">"Use here" during a recording in the first tab keeps that recording (status</w:t>
+      </w:r>
+      <w:r>
+        <w:t xml:space="preserve"> </w:t>
+      </w:r>
+      <w:r>
+        <w:rPr>
+          <w:rStyle w:val="VerbatimChar"/>
+        </w:rPr>
+        <w:t xml:space="preserve">recorded</w:t>
+      </w:r>
+      <w:r>
+        <w:t xml:space="preserve">, audio playable) and moves the app to the second tab within 3 s.</w:t>
+      </w:r>
+    </w:p>
+    <w:p>
+      <w:pPr>
+        <w:pStyle w:val="Compact"/>
+        <w:numPr>
+          <w:ilvl w:val="0"/>
+          <w:numId w:val="1198"/>
+        </w:numPr>
+      </w:pPr>
+      <w:r>
+        <w:t xml:space="preserve">After handover the first tab makes no storage writes.</w:t>
+      </w:r>
+    </w:p>
+    <w:p>
+      <w:pPr>
+        <w:pStyle w:val="Compact"/>
+        <w:numPr>
+          <w:ilvl w:val="0"/>
+          <w:numId w:val="1199"/>
+        </w:numPr>
+      </w:pPr>
+      <w:r>
+        <w:t xml:space="preserve">The recovery banner never offers a take that another tab is still recording.</w:t>
+      </w:r>
+    </w:p>
+    <w:p>
+      <w:pPr>
+        <w:pStyle w:val="FirstParagraph"/>
+      </w:pPr>
+      <w:r>
+        <w:rPr>
+          <w:b/>
+          <w:bCs/>
+        </w:rPr>
+        <w:t xml:space="preserve">Tests</w:t>
+      </w:r>
+    </w:p>
+    <w:p>
+      <w:pPr>
+        <w:pStyle w:val="Compact"/>
+        <w:numPr>
+          <w:ilvl w:val="0"/>
+          <w:numId w:val="1200"/>
+        </w:numPr>
+      </w:pPr>
+      <w:r>
+        <w:t xml:space="preserve">Playwright with two pages in one context: lock, handover during recording, no writes after handover, recovery not offered for a live take.</w:t>
+      </w:r>
+    </w:p>
+    <w:p>
+      <w:pPr>
+        <w:pStyle w:val="Compact"/>
+        <w:numPr>
+          <w:ilvl w:val="0"/>
+          <w:numId w:val="1200"/>
+        </w:numPr>
+      </w:pPr>
+      <w:r>
+        <w:t xml:space="preserve">Vitest: lock state machine with mocked</w:t>
+      </w:r>
+      <w:r>
+        <w:t xml:space="preserve"> </w:t>
+      </w:r>
+      <w:r>
+        <w:rPr>
+          <w:rStyle w:val="VerbatimChar"/>
+        </w:rPr>
+        <w:t xml:space="preserve">navigator.locks</w:t>
+      </w:r>
+      <w:r>
+        <w:t xml:space="preserve"> </w:t>
+      </w:r>
+      <w:r>
+        <w:t xml:space="preserve">and</w:t>
+      </w:r>
+      <w:r>
+        <w:t xml:space="preserve"> </w:t>
+      </w:r>
+      <w:r>
+        <w:rPr>
+          <w:rStyle w:val="VerbatimChar"/>
+        </w:rPr>
+        <w:t xml:space="preserve">BroadcastChannel</w:t>
+      </w:r>
+      <w:r>
+        <w:t xml:space="preserve">.</w:t>
+      </w:r>
+    </w:p>
     <w:bookmarkEnd w:id="51"/>
-    <w:bookmarkStart w:id="52" w:name="traceability"/>
+    <w:bookmarkEnd w:id="52"/>
+    <w:bookmarkStart w:id="53" w:name="traceability"/>
     <w:p>
       <w:pPr>
         <w:pStyle w:val="Heading2"/>
@@ -18365,7 +19152,7 @@
               <w:pStyle w:val="Compact"/>
             </w:pPr>
             <w:r>
-              <w:t xml:space="preserve">US-3.2</w:t>
+              <w:t xml:space="preserve">US-3.2, US-8.5</w:t>
             </w:r>
           </w:p>
         </w:tc>
@@ -18395,8 +19182,8 @@
         </w:tc>
       </w:tr>
     </w:tbl>
-    <w:bookmarkEnd w:id="52"/>
     <w:bookmarkEnd w:id="53"/>
+    <w:bookmarkEnd w:id="54"/>
     <w:sectPr/>
   </w:body>
 </w:document>
@@ -19265,6 +20052,24 @@
     <w:abstractNumId w:val="992"/>
   </w:num>
   <w:num w:numId="1194">
+    <w:abstractNumId w:val="991"/>
+  </w:num>
+  <w:num w:numId="1195">
+    <w:abstractNumId w:val="991"/>
+  </w:num>
+  <w:num w:numId="1196">
+    <w:abstractNumId w:val="992"/>
+  </w:num>
+  <w:num w:numId="1197">
+    <w:abstractNumId w:val="992"/>
+  </w:num>
+  <w:num w:numId="1198">
+    <w:abstractNumId w:val="992"/>
+  </w:num>
+  <w:num w:numId="1199">
+    <w:abstractNumId w:val="992"/>
+  </w:num>
+  <w:num w:numId="1200">
     <w:abstractNumId w:val="991"/>
   </w:num>
 </w:numbering>
